--- a/BubbleFish - Planning/Legal/2026.03.25 - BubbleFish-Master-Build-Plan-V_4-BUILDREADY-2-Comet - SECTION 6 AND ON REVISED FROM CHATGPT FEEDBACK.docx
+++ b/BubbleFish - Planning/Legal/2026.03.25 - BubbleFish-Master-Build-Plan-V_4-BUILDREADY-2-Comet - SECTION 6 AND ON REVISED FROM CHATGPT FEEDBACK.docx
@@ -18796,6 +18796,47 @@
         <w:szCs w:val="16"/>
       </w:rPr>
       <w:t xml:space="preserve">  March 2026</w:t>
+    </w:r>
+    <w:r>
+      <w:rPr>
+        <w:color w:val="666666"/>
+        <w:sz w:val="16"/>
+        <w:szCs w:val="16"/>
+      </w:rPr>
+      <w:tab/>
+    </w:r>
+    <w:r>
+      <w:rPr>
+        <w:color w:val="666666"/>
+        <w:sz w:val="16"/>
+        <w:szCs w:val="16"/>
+      </w:rPr>
+      <w:tab/>
+    </w:r>
+    <w:r>
+      <w:rPr>
+        <w:color w:val="666666"/>
+        <w:sz w:val="16"/>
+        <w:szCs w:val="16"/>
+      </w:rPr>
+      <w:tab/>
+    </w:r>
+    <w:r>
+      <w:rPr>
+        <w:color w:val="666666"/>
+        <w:sz w:val="16"/>
+        <w:szCs w:val="16"/>
+      </w:rPr>
+      <w:tab/>
+      <w:t xml:space="preserve">   </w:t>
+    </w:r>
+    <w:r>
+      <w:rPr>
+        <w:color w:val="666666"/>
+        <w:sz w:val="16"/>
+        <w:szCs w:val="16"/>
+      </w:rPr>
+      <w:t>© 2026 Shawn Sammartano. All rights reserved.</w:t>
     </w:r>
   </w:p>
 </w:hdr>
